--- a/哈法今日速览/20260912/哈法天天见_2026-09-12_公众号版.docx
+++ b/哈法今日速览/20260912/哈法天天见_2026-09-12_公众号版.docx
@@ -95,8 +95,6 @@
         </w:rPr>
         <w:t>提醒</w:t>
       </w:r>
-      <w:bookmarkStart w:id="0" w:name="_GoBack"/>
-      <w:bookmarkEnd w:id="0"/>
       <w:r>
         <w:rPr>
           <w:rFonts w:ascii="Noto Sans CJK SC" w:hAnsi="Noto Sans CJK SC" w:eastAsia="Noto Sans CJK SC"/>
@@ -501,7 +499,16 @@
           <w:rFonts w:ascii="Noto Sans CJK SC" w:hAnsi="Noto Sans CJK SC" w:eastAsia="Noto Sans CJK SC"/>
           <w:b w:val="0"/>
         </w:rPr>
-        <w:t>重要级别为编辑性排序，主要依据对 Nova Scotia 居民的影响范围、公共安全相关性和即时性判断，不代表相关媒体或机构官方评级。新闻事件可能持续更新，具体信息以相关机构及原始报道为准。</w:t>
+        <w:t>重要级别为编辑性排序，主要依据对 Nova Scotia 居民的影响范围、公共安全相关性和即时性判断，不代表相关媒体或机构官方评级。新闻事件可能持续更新，具体信息以相</w:t>
+      </w:r>
+      <w:bookmarkStart w:id="0" w:name="_GoBack"/>
+      <w:bookmarkEnd w:id="0"/>
+      <w:r>
+        <w:rPr>
+          <w:rFonts w:ascii="Noto Sans CJK SC" w:hAnsi="Noto Sans CJK SC" w:eastAsia="Noto Sans CJK SC"/>
+          <w:b w:val="0"/>
+        </w:rPr>
+        <w:t>关机构及原始报道为准。</w:t>
       </w:r>
     </w:p>
     <w:sectPr>
